--- a/_build/docx/01_Кадровые_документы/5а_Доп_соглашение_к_контракту.docx
+++ b/_build/docx/01_Кадровые_документы/5а_Доп_соглашение_к_контракту.docx
@@ -305,8 +305,8 @@
         <w:tblLook w:firstColumn="1" w:firstRow="1" w:lastColumn="0" w:lastRow="0" w:noHBand="0" w:noVBand="1" w:val="04A0"/>
       </w:tblPr>
       <w:tblGrid>
-        <w:gridCol w:w="4986"/>
-        <w:gridCol w:w="4986"/>
+        <w:gridCol w:w="4819"/>
+        <w:gridCol w:w="4819"/>
       </w:tblGrid>
       <w:tr>
         <w:trPr>
@@ -314,7 +314,7 @@
         </w:trPr>
         <w:tc>
           <w:tcPr>
-            <w:tcW w:type="dxa" w:w="4986"/>
+            <w:tcW w:type="dxa" w:w="4819"/>
           </w:tcPr>
           <w:p>
             <w:r>
@@ -329,7 +329,7 @@
         </w:tc>
         <w:tc>
           <w:tcPr>
-            <w:tcW w:type="dxa" w:w="4986"/>
+            <w:tcW w:type="dxa" w:w="4819"/>
           </w:tcPr>
           <w:p>
             <w:r>
@@ -346,7 +346,7 @@
       <w:tr>
         <w:tc>
           <w:tcPr>
-            <w:tcW w:type="dxa" w:w="4986"/>
+            <w:tcW w:type="dxa" w:w="4819"/>
           </w:tcPr>
           <w:p>
             <w:r>
@@ -360,7 +360,7 @@
         </w:tc>
         <w:tc>
           <w:tcPr>
-            <w:tcW w:type="dxa" w:w="4986"/>
+            <w:tcW w:type="dxa" w:w="4819"/>
           </w:tcPr>
           <w:p>
             <w:r>
@@ -376,7 +376,7 @@
       <w:tr>
         <w:tc>
           <w:tcPr>
-            <w:tcW w:type="dxa" w:w="4986"/>
+            <w:tcW w:type="dxa" w:w="4819"/>
           </w:tcPr>
           <w:p>
             <w:r>
@@ -390,7 +390,7 @@
         </w:tc>
         <w:tc>
           <w:tcPr>
-            <w:tcW w:type="dxa" w:w="4986"/>
+            <w:tcW w:type="dxa" w:w="4819"/>
           </w:tcPr>
           <w:p/>
         </w:tc>
@@ -398,7 +398,7 @@
       <w:tr>
         <w:tc>
           <w:tcPr>
-            <w:tcW w:type="dxa" w:w="4986"/>
+            <w:tcW w:type="dxa" w:w="4819"/>
           </w:tcPr>
           <w:p>
             <w:r>
@@ -412,7 +412,7 @@
         </w:tc>
         <w:tc>
           <w:tcPr>
-            <w:tcW w:type="dxa" w:w="4986"/>
+            <w:tcW w:type="dxa" w:w="4819"/>
           </w:tcPr>
           <w:p>
             <w:r>
@@ -428,7 +428,7 @@
       <w:tr>
         <w:tc>
           <w:tcPr>
-            <w:tcW w:type="dxa" w:w="4986"/>
+            <w:tcW w:type="dxa" w:w="4819"/>
           </w:tcPr>
           <w:p>
             <w:r>
@@ -442,7 +442,7 @@
         </w:tc>
         <w:tc>
           <w:tcPr>
-            <w:tcW w:type="dxa" w:w="4986"/>
+            <w:tcW w:type="dxa" w:w="4819"/>
           </w:tcPr>
           <w:p>
             <w:r>
@@ -474,7 +474,7 @@
       </w:r>
     </w:p>
     <w:sectPr>
-      <w:pgSz w:w="12240" w:h="15840"/>
+      <w:pgSz w:w="11906" w:h="16838"/>
       <w:pgMar w:top="1134" w:right="850" w:bottom="1134" w:left="1417" w:header="720" w:footer="720" w:gutter="0"/>
       <w:cols w:space="720"/>
       <w:docGrid w:linePitch="360"/>

--- a/_build/docx/01_Кадровые_документы/5а_Доп_соглашение_к_контракту.docx
+++ b/_build/docx/01_Кадровые_документы/5а_Доп_соглашение_к_контракту.docx
@@ -31,7 +31,22 @@
           <w:rFonts w:ascii="Times New Roman" w:hAnsi="Times New Roman"/>
           <w:i/>
         </w:rPr>
-        <w:t>Применяется, если трудовые отношения с работником оформлены **контрактом**.</w:t>
+        <w:t xml:space="preserve">Применяется, если трудовые отношения с работником оформлены </w:t>
+      </w:r>
+      <w:r>
+        <w:rPr>
+          <w:rFonts w:ascii="Times New Roman" w:hAnsi="Times New Roman"/>
+          <w:b/>
+          <w:i/>
+        </w:rPr>
+        <w:t>контрактом</w:t>
+      </w:r>
+      <w:r>
+        <w:rPr>
+          <w:rFonts w:ascii="Times New Roman" w:hAnsi="Times New Roman"/>
+          <w:i/>
+        </w:rPr>
+        <w:t>.</w:t>
       </w:r>
     </w:p>
     <w:p>
